--- a/summary.docx
+++ b/summary.docx
@@ -1,6 +1,6 @@
 
 <file path=word/document.xml><?xml version="1.0" encoding="utf-8"?>
-<w:document xmlns:wpc="http://schemas.microsoft.com/office/word/2010/wordprocessingCanvas" xmlns:cx="http://schemas.microsoft.com/office/drawing/2014/chartex" xmlns:cx1="http://schemas.microsoft.com/office/drawing/2015/9/8/chartex" xmlns:cx2="http://schemas.microsoft.com/office/drawing/2015/10/21/chartex" xmlns:cx3="http://schemas.microsoft.com/office/drawing/2016/5/9/chartex" xmlns:cx4="http://schemas.microsoft.com/office/drawing/2016/5/10/chartex" xmlns:cx5="http://schemas.microsoft.com/office/drawing/2016/5/11/chartex" xmlns:cx6="http://schemas.microsoft.com/office/drawing/2016/5/12/chartex" xmlns:cx7="http://schemas.microsoft.com/office/drawing/2016/5/13/chartex" xmlns:cx8="http://schemas.microsoft.com/office/drawing/2016/5/14/chartex" xmlns:mc="http://schemas.openxmlformats.org/markup-compatibility/2006" xmlns:aink="http://schemas.microsoft.com/office/drawing/2016/ink" xmlns:am3d="http://schemas.microsoft.com/office/drawing/2017/model3d" xmlns:o="urn:schemas-microsoft-com:office:office" xmlns:oel="http://schemas.microsoft.com/office/2019/extlst" xmlns:r="http://schemas.openxmlformats.org/officeDocument/2006/relationships" xmlns:m="http://schemas.openxmlformats.org/officeDocument/2006/math" xmlns:v="urn:schemas-microsoft-com:vml" xmlns:wp14="http://schemas.microsoft.com/office/word/2010/wordprocessingDrawing" xmlns:wp="http://schemas.openxmlformats.org/drawingml/2006/wordprocessingDrawing" xmlns:w10="urn:schemas-microsoft-com:office:word" xmlns:w="http://schemas.openxmlformats.org/wordprocessingml/2006/main" xmlns:w14="http://schemas.microsoft.com/office/word/2010/wordml" xmlns:w15="http://schemas.microsoft.com/office/word/2012/wordml" xmlns:w16cex="http://schemas.microsoft.com/office/word/2018/wordml/cex" xmlns:w16cid="http://schemas.microsoft.com/office/word/2016/wordml/cid" xmlns:w16="http://schemas.microsoft.com/office/word/2018/wordml" xmlns:w16du="http://schemas.microsoft.com/office/word/2023/wordml/word16du" xmlns:w16sdtdh="http://schemas.microsoft.com/office/word/2020/wordml/sdtdatahash" xmlns:w16sdtfl="http://schemas.microsoft.com/office/word/2024/wordml/sdtformatlock" xmlns:w16se="http://schemas.microsoft.com/office/word/2015/wordml/symex" xmlns:wpg="http://schemas.microsoft.com/office/word/2010/wordprocessingGroup" xmlns:wpi="http://schemas.microsoft.com/office/word/2010/wordprocessingInk" xmlns:wne="http://schemas.microsoft.com/office/word/2006/wordml" xmlns:wps="http://schemas.microsoft.com/office/word/2010/wordprocessingShape" mc:Ignorable="w14 w15 w16se w16cid w16 w16cex w16sdtdh w16sdtfl w16du wp14">
+<w:document xmlns:wpc="http://schemas.microsoft.com/office/word/2010/wordprocessingCanvas" xmlns:cx="http://schemas.microsoft.com/office/drawing/2014/chartex" xmlns:cx1="http://schemas.microsoft.com/office/drawing/2015/9/8/chartex" xmlns:cx2="http://schemas.microsoft.com/office/drawing/2015/10/21/chartex" xmlns:cx3="http://schemas.microsoft.com/office/drawing/2016/5/9/chartex" xmlns:cx4="http://schemas.microsoft.com/office/drawing/2016/5/10/chartex" xmlns:cx5="http://schemas.microsoft.com/office/drawing/2016/5/11/chartex" xmlns:cx6="http://schemas.microsoft.com/office/drawing/2016/5/12/chartex" xmlns:cx7="http://schemas.microsoft.com/office/drawing/2016/5/13/chartex" xmlns:cx8="http://schemas.microsoft.com/office/drawing/2016/5/14/chartex" xmlns:mc="http://schemas.openxmlformats.org/markup-compatibility/2006" xmlns:aink="http://schemas.microsoft.com/office/drawing/2016/ink" xmlns:am3d="http://schemas.microsoft.com/office/drawing/2017/model3d" xmlns:o="urn:schemas-microsoft-com:office:office" xmlns:oel="http://schemas.microsoft.com/office/2019/extlst" xmlns:r="http://schemas.openxmlformats.org/officeDocument/2006/relationships" xmlns:m="http://schemas.openxmlformats.org/officeDocument/2006/math" xmlns:v="urn:schemas-microsoft-com:vml" xmlns:wp14="http://schemas.microsoft.com/office/word/2010/wordprocessingDrawing" xmlns:wp="http://schemas.openxmlformats.org/drawingml/2006/wordprocessingDrawing" xmlns:w10="urn:schemas-microsoft-com:office:word" xmlns:w="http://schemas.openxmlformats.org/wordprocessingml/2006/main" xmlns:w14="http://schemas.microsoft.com/office/word/2010/wordml" xmlns:w15="http://schemas.microsoft.com/office/word/2012/wordml" xmlns:w16cei="http://schemas.microsoft.com/office/word/2026/wordml/cei" xmlns:w16cex="http://schemas.microsoft.com/office/word/2018/wordml/cex" xmlns:w16cid="http://schemas.microsoft.com/office/word/2016/wordml/cid" xmlns:w16="http://schemas.microsoft.com/office/word/2018/wordml" xmlns:w16du="http://schemas.microsoft.com/office/word/2023/wordml/word16du" xmlns:w16sdtdh="http://schemas.microsoft.com/office/word/2020/wordml/sdtdatahash" xmlns:w16sdtfl="http://schemas.microsoft.com/office/word/2024/wordml/sdtformatlock" xmlns:w16se="http://schemas.microsoft.com/office/word/2015/wordml/symex" xmlns:wpg="http://schemas.microsoft.com/office/word/2010/wordprocessingGroup" xmlns:wpi="http://schemas.microsoft.com/office/word/2010/wordprocessingInk" xmlns:wne="http://schemas.microsoft.com/office/word/2006/wordml" xmlns:wps="http://schemas.microsoft.com/office/word/2010/wordprocessingShape" mc:Ignorable="w14 w15 w16se w16cid w16 w16cex w16sdtdh w16sdtfl w16du wp14">
   <w:body>
     <w:p>
       <w:pPr>
@@ -18,15 +18,7 @@
         <w:bidi w:val="0"/>
       </w:pPr>
       <w:r>
-        <w:t xml:space="preserve">  </w:t>
-      </w:r>
-      <w:proofErr w:type="spellStart"/>
-      <w:r>
-        <w:t>amrhala</w:t>
-      </w:r>
-      <w:proofErr w:type="spellEnd"/>
-      <w:r>
-        <w:t xml:space="preserve"> Restaurant Booking System - DONE</w:t>
+        <w:t xml:space="preserve">  amrhala Restaurant Booking System - DONE</w:t>
       </w:r>
     </w:p>
     <w:p>
@@ -82,6 +74,22 @@
         <w:bidi w:val="0"/>
       </w:pPr>
       <w:r>
+        <w:t>npm install</w:t>
+      </w:r>
+    </w:p>
+    <w:p>
+      <w:pPr>
+        <w:bidi w:val="0"/>
+      </w:pPr>
+      <w:r>
+        <w:t>npm install dotenv</w:t>
+      </w:r>
+    </w:p>
+    <w:p>
+      <w:pPr>
+        <w:bidi w:val="0"/>
+      </w:pPr>
+      <w:r>
         <w:t xml:space="preserve">  node server.js</w:t>
       </w:r>
     </w:p>
@@ -184,15 +192,7 @@
         <w:bidi w:val="0"/>
       </w:pPr>
       <w:r>
-        <w:t xml:space="preserve">  1. WhatsApp (</w:t>
-      </w:r>
-      <w:proofErr w:type="spellStart"/>
-      <w:r>
-        <w:t>CallMeBot</w:t>
-      </w:r>
-      <w:proofErr w:type="spellEnd"/>
-      <w:r>
-        <w:t xml:space="preserve"> - FREE):</w:t>
+        <w:t xml:space="preserve">  1. WhatsApp (CallMeBot - FREE):</w:t>
       </w:r>
     </w:p>
     <w:p>
@@ -208,15 +208,7 @@
         <w:bidi w:val="0"/>
       </w:pPr>
       <w:r>
-        <w:t xml:space="preserve">  - Type exactly: I allow </w:t>
-      </w:r>
-      <w:proofErr w:type="spellStart"/>
-      <w:r>
-        <w:t>callmebot</w:t>
-      </w:r>
-      <w:proofErr w:type="spellEnd"/>
-      <w:r>
-        <w:t xml:space="preserve"> to send me messages</w:t>
+        <w:t xml:space="preserve">  - Type exactly: I allow callmebot to send me messages</w:t>
       </w:r>
     </w:p>
     <w:p>
@@ -264,19 +256,15 @@
         <w:bidi w:val="0"/>
       </w:pPr>
       <w:r>
-        <w:t xml:space="preserve">  - Then go to: myaccount.google.com/</w:t>
-      </w:r>
-      <w:proofErr w:type="spellStart"/>
-      <w:r>
-        <w:t>apppasswords</w:t>
-      </w:r>
-      <w:proofErr w:type="spellEnd"/>
-    </w:p>
-    <w:p>
-      <w:pPr>
-        <w:bidi w:val="0"/>
-      </w:pPr>
-      <w:r>
+        <w:t xml:space="preserve">  - Then go to: myaccount.google.com/apppasswords</w:t>
+      </w:r>
+    </w:p>
+    <w:p>
+      <w:pPr>
+        <w:bidi w:val="0"/>
+      </w:pPr>
+      <w:r>
+        <w:lastRenderedPageBreak/>
         <w:t xml:space="preserve">  - Create an app password, copy the 16 characters</w:t>
       </w:r>
     </w:p>
